--- a/LessonAssets/Digital Business Strategies and Operations Written & Lab - 05102026.docx
+++ b/LessonAssets/Digital Business Strategies and Operations Written & Lab - 05102026.docx
@@ -3589,433 +3589,181 @@
     </w:p>
     <w:tbl>
       <w:tblPr>
+        <w:tblStyle w:val="TableGrid"/>
         <w:tblW w:w="0" w:type="auto"/>
-        <w:tblCellSpacing w:w="15" w:type="dxa"/>
-        <w:tblBorders>
-          <w:top w:val="single" w:sz="4" w:space="0" w:color="auto"/>
-          <w:left w:val="single" w:sz="4" w:space="0" w:color="auto"/>
-          <w:bottom w:val="single" w:sz="4" w:space="0" w:color="auto"/>
-          <w:right w:val="single" w:sz="4" w:space="0" w:color="auto"/>
-          <w:insideH w:val="single" w:sz="4" w:space="0" w:color="auto"/>
-          <w:insideV w:val="single" w:sz="4" w:space="0" w:color="auto"/>
-        </w:tblBorders>
-        <w:tblCellMar>
-          <w:top w:w="15" w:type="dxa"/>
-          <w:left w:w="15" w:type="dxa"/>
-          <w:bottom w:w="15" w:type="dxa"/>
-          <w:right w:w="15" w:type="dxa"/>
-        </w:tblCellMar>
         <w:tblLook w:val="04A0" w:firstRow="1" w:lastRow="0" w:firstColumn="1" w:lastColumn="0" w:noHBand="0" w:noVBand="1"/>
       </w:tblPr>
       <w:tblGrid>
-        <w:gridCol w:w="2263"/>
-        <w:gridCol w:w="993"/>
-        <w:gridCol w:w="5760"/>
+        <w:gridCol w:w="1838"/>
+        <w:gridCol w:w="4172"/>
+        <w:gridCol w:w="3006"/>
       </w:tblGrid>
       <w:tr>
-        <w:trPr>
-          <w:tblHeader/>
-          <w:tblCellSpacing w:w="15" w:type="dxa"/>
-        </w:trPr>
         <w:tc>
           <w:tcPr>
-            <w:tcW w:w="2218" w:type="dxa"/>
-            <w:vAlign w:val="center"/>
-            <w:hideMark/>
+            <w:tcW w:w="1838" w:type="dxa"/>
           </w:tcPr>
           <w:p>
-            <w:pPr>
-              <w:rPr>
-                <w:b/>
-                <w:bCs/>
-                <w:lang w:val="en-SG"/>
-              </w:rPr>
-            </w:pPr>
             <w:r>
-              <w:rPr>
-                <w:b/>
-                <w:bCs/>
-                <w:lang w:val="en-SG"/>
-              </w:rPr>
-              <w:t>Performance Level</w:t>
+              <w:t>Level</w:t>
             </w:r>
           </w:p>
         </w:tc>
         <w:tc>
           <w:tcPr>
-            <w:tcW w:w="963" w:type="dxa"/>
-            <w:vAlign w:val="center"/>
-            <w:hideMark/>
+            <w:tcW w:w="4172" w:type="dxa"/>
           </w:tcPr>
           <w:p>
-            <w:pPr>
-              <w:rPr>
-                <w:b/>
-                <w:bCs/>
-                <w:lang w:val="en-SG"/>
-              </w:rPr>
-            </w:pPr>
             <w:r>
-              <w:rPr>
-                <w:b/>
-                <w:bCs/>
-                <w:lang w:val="en-SG"/>
-              </w:rPr>
-              <w:t>Marks</w:t>
+              <w:t>Description</w:t>
             </w:r>
           </w:p>
         </w:tc>
         <w:tc>
           <w:tcPr>
-            <w:tcW w:w="5715" w:type="dxa"/>
-            <w:vAlign w:val="center"/>
-            <w:hideMark/>
+            <w:tcW w:w="3006" w:type="dxa"/>
           </w:tcPr>
           <w:p>
-            <w:pPr>
-              <w:rPr>
-                <w:b/>
-                <w:bCs/>
-                <w:lang w:val="en-SG"/>
-              </w:rPr>
-            </w:pPr>
             <w:r>
-              <w:rPr>
-                <w:b/>
-                <w:bCs/>
-                <w:lang w:val="en-SG"/>
-              </w:rPr>
-              <w:t>Descriptor</w:t>
+              <w:t>Marks Allocation</w:t>
             </w:r>
           </w:p>
         </w:tc>
       </w:tr>
       <w:tr>
-        <w:trPr>
-          <w:tblCellSpacing w:w="15" w:type="dxa"/>
-        </w:trPr>
         <w:tc>
           <w:tcPr>
-            <w:tcW w:w="2218" w:type="dxa"/>
-            <w:vAlign w:val="center"/>
-            <w:hideMark/>
+            <w:tcW w:w="1838" w:type="dxa"/>
           </w:tcPr>
           <w:p>
-            <w:pPr>
-              <w:rPr>
-                <w:lang w:val="en-SG"/>
-              </w:rPr>
-            </w:pPr>
             <w:r>
-              <w:rPr>
-                <w:lang w:val="en-SG"/>
-              </w:rPr>
               <w:t>Excellent</w:t>
             </w:r>
           </w:p>
         </w:tc>
         <w:tc>
           <w:tcPr>
-            <w:tcW w:w="963" w:type="dxa"/>
-            <w:vAlign w:val="center"/>
-            <w:hideMark/>
+            <w:tcW w:w="4172" w:type="dxa"/>
           </w:tcPr>
           <w:p>
-            <w:pPr>
-              <w:rPr>
-                <w:lang w:val="en-SG"/>
-              </w:rPr>
-            </w:pPr>
             <w:r>
-              <w:rPr>
-                <w:lang w:val="en-SG"/>
-              </w:rPr>
-              <w:t>5–6</w:t>
+              <w:t>Accurate explanation, comprehensive understanding, relevant examples</w:t>
             </w:r>
           </w:p>
         </w:tc>
         <w:tc>
           <w:tcPr>
-            <w:tcW w:w="5715" w:type="dxa"/>
-            <w:vAlign w:val="center"/>
-            <w:hideMark/>
+            <w:tcW w:w="3006" w:type="dxa"/>
           </w:tcPr>
           <w:p>
-            <w:pPr>
-              <w:rPr>
-                <w:lang w:val="en-SG"/>
-              </w:rPr>
-            </w:pPr>
             <w:r>
-              <w:rPr>
-                <w:lang w:val="en-SG"/>
-              </w:rPr>
-              <w:t>Accurate and comprehensive explanation; applies concepts correctly; provides relevant example(s); demonstrates strong strategic understanding.</w:t>
+              <w:t>5-6</w:t>
             </w:r>
           </w:p>
         </w:tc>
       </w:tr>
       <w:tr>
-        <w:trPr>
-          <w:tblCellSpacing w:w="15" w:type="dxa"/>
-        </w:trPr>
         <w:tc>
           <w:tcPr>
-            <w:tcW w:w="2218" w:type="dxa"/>
-            <w:vAlign w:val="center"/>
-            <w:hideMark/>
+            <w:tcW w:w="1838" w:type="dxa"/>
           </w:tcPr>
           <w:p>
-            <w:pPr>
-              <w:rPr>
-                <w:lang w:val="en-SG"/>
-              </w:rPr>
-            </w:pPr>
             <w:r>
-              <w:rPr>
-                <w:lang w:val="en-SG"/>
-              </w:rPr>
               <w:t>Good</w:t>
             </w:r>
           </w:p>
         </w:tc>
         <w:tc>
           <w:tcPr>
-            <w:tcW w:w="963" w:type="dxa"/>
-            <w:vAlign w:val="center"/>
-            <w:hideMark/>
+            <w:tcW w:w="4172" w:type="dxa"/>
           </w:tcPr>
           <w:p>
-            <w:pPr>
-              <w:rPr>
-                <w:lang w:val="en-SG"/>
-              </w:rPr>
-            </w:pPr>
             <w:r>
-              <w:rPr>
-                <w:lang w:val="en-SG"/>
-              </w:rPr>
-              <w:t>4</w:t>
+              <w:t>Mostly accurate explanation with minor omissions</w:t>
             </w:r>
           </w:p>
         </w:tc>
         <w:tc>
           <w:tcPr>
-            <w:tcW w:w="5715" w:type="dxa"/>
-            <w:vAlign w:val="center"/>
-            <w:hideMark/>
+            <w:tcW w:w="3006" w:type="dxa"/>
           </w:tcPr>
           <w:p>
-            <w:pPr>
-              <w:rPr>
-                <w:lang w:val="en-SG"/>
-              </w:rPr>
-            </w:pPr>
             <w:r>
-              <w:rPr>
-                <w:lang w:val="en-SG"/>
-              </w:rPr>
-              <w:t>Mostly accurate explanation with good understanding; some application/examples provided; minor omissions.</w:t>
+              <w:t>4-3</w:t>
             </w:r>
           </w:p>
         </w:tc>
       </w:tr>
       <w:tr>
-        <w:trPr>
-          <w:tblCellSpacing w:w="15" w:type="dxa"/>
-        </w:trPr>
         <w:tc>
           <w:tcPr>
-            <w:tcW w:w="2218" w:type="dxa"/>
-            <w:vAlign w:val="center"/>
-            <w:hideMark/>
+            <w:tcW w:w="1838" w:type="dxa"/>
           </w:tcPr>
           <w:p>
-            <w:pPr>
-              <w:rPr>
-                <w:lang w:val="en-SG"/>
-              </w:rPr>
-            </w:pPr>
             <w:r>
-              <w:rPr>
-                <w:lang w:val="en-SG"/>
-              </w:rPr>
               <w:t>Satisfactory</w:t>
             </w:r>
           </w:p>
         </w:tc>
         <w:tc>
           <w:tcPr>
-            <w:tcW w:w="963" w:type="dxa"/>
-            <w:vAlign w:val="center"/>
-            <w:hideMark/>
+            <w:tcW w:w="4172" w:type="dxa"/>
           </w:tcPr>
           <w:p>
-            <w:pPr>
-              <w:rPr>
-                <w:lang w:val="en-SG"/>
-              </w:rPr>
-            </w:pPr>
             <w:r>
-              <w:rPr>
-                <w:lang w:val="en-SG"/>
-              </w:rPr>
-              <w:t>3</w:t>
+              <w:t>Basic understanding shown</w:t>
             </w:r>
           </w:p>
         </w:tc>
         <w:tc>
           <w:tcPr>
-            <w:tcW w:w="5715" w:type="dxa"/>
-            <w:vAlign w:val="center"/>
-            <w:hideMark/>
+            <w:tcW w:w="3006" w:type="dxa"/>
           </w:tcPr>
           <w:p>
-            <w:pPr>
-              <w:rPr>
-                <w:lang w:val="en-SG"/>
-              </w:rPr>
-            </w:pPr>
             <w:r>
-              <w:rPr>
-                <w:lang w:val="en-SG"/>
-              </w:rPr>
-              <w:t>Basic understanding demonstrated; relevant concepts identified but explanation/application is limited.</w:t>
+              <w:t>2-1</w:t>
             </w:r>
           </w:p>
         </w:tc>
       </w:tr>
       <w:tr>
-        <w:trPr>
-          <w:tblCellSpacing w:w="15" w:type="dxa"/>
-        </w:trPr>
         <w:tc>
           <w:tcPr>
-            <w:tcW w:w="2218" w:type="dxa"/>
-            <w:vAlign w:val="center"/>
-            <w:hideMark/>
+            <w:tcW w:w="1838" w:type="dxa"/>
           </w:tcPr>
           <w:p>
-            <w:pPr>
-              <w:rPr>
-                <w:lang w:val="en-SG"/>
-              </w:rPr>
-            </w:pPr>
             <w:r>
-              <w:rPr>
-                <w:lang w:val="en-SG"/>
-              </w:rPr>
               <w:t>Limited</w:t>
             </w:r>
           </w:p>
         </w:tc>
         <w:tc>
           <w:tcPr>
-            <w:tcW w:w="963" w:type="dxa"/>
-            <w:vAlign w:val="center"/>
-            <w:hideMark/>
+            <w:tcW w:w="4172" w:type="dxa"/>
           </w:tcPr>
           <w:p>
-            <w:pPr>
-              <w:rPr>
-                <w:lang w:val="en-SG"/>
-              </w:rPr>
-            </w:pPr>
             <w:r>
-              <w:rPr>
-                <w:lang w:val="en-SG"/>
-              </w:rPr>
-              <w:t>1–2</w:t>
+              <w:t>Incomplete or inaccurate response</w:t>
             </w:r>
           </w:p>
         </w:tc>
         <w:tc>
           <w:tcPr>
-            <w:tcW w:w="5715" w:type="dxa"/>
-            <w:vAlign w:val="center"/>
-            <w:hideMark/>
+            <w:tcW w:w="3006" w:type="dxa"/>
           </w:tcPr>
           <w:p>
-            <w:pPr>
-              <w:rPr>
-                <w:lang w:val="en-SG"/>
-              </w:rPr>
-            </w:pPr>
             <w:r>
-              <w:rPr>
-                <w:lang w:val="en-SG"/>
-              </w:rPr>
-              <w:t>Partial understanding; significant omissions, weak application or unclear explanation.</w:t>
-            </w:r>
-          </w:p>
-        </w:tc>
-      </w:tr>
-      <w:tr>
-        <w:trPr>
-          <w:tblCellSpacing w:w="15" w:type="dxa"/>
-        </w:trPr>
-        <w:tc>
-          <w:tcPr>
-            <w:tcW w:w="2218" w:type="dxa"/>
-            <w:vAlign w:val="center"/>
-            <w:hideMark/>
-          </w:tcPr>
-          <w:p>
-            <w:pPr>
-              <w:rPr>
-                <w:lang w:val="en-SG"/>
-              </w:rPr>
-            </w:pPr>
-            <w:r>
-              <w:rPr>
-                <w:lang w:val="en-SG"/>
-              </w:rPr>
-              <w:t>No evidence</w:t>
-            </w:r>
-          </w:p>
-        </w:tc>
-        <w:tc>
-          <w:tcPr>
-            <w:tcW w:w="963" w:type="dxa"/>
-            <w:vAlign w:val="center"/>
-            <w:hideMark/>
-          </w:tcPr>
-          <w:p>
-            <w:pPr>
-              <w:rPr>
-                <w:lang w:val="en-SG"/>
-              </w:rPr>
-            </w:pPr>
-            <w:r>
-              <w:rPr>
-                <w:lang w:val="en-SG"/>
-              </w:rPr>
               <w:t>0</w:t>
-            </w:r>
-          </w:p>
-        </w:tc>
-        <w:tc>
-          <w:tcPr>
-            <w:tcW w:w="5715" w:type="dxa"/>
-            <w:vAlign w:val="center"/>
-            <w:hideMark/>
-          </w:tcPr>
-          <w:p>
-            <w:pPr>
-              <w:rPr>
-                <w:lang w:val="en-SG"/>
-              </w:rPr>
-            </w:pPr>
-            <w:r>
-              <w:rPr>
-                <w:lang w:val="en-SG"/>
-              </w:rPr>
-              <w:t>Incorrect, irrelevant or no response.</w:t>
             </w:r>
           </w:p>
         </w:tc>
       </w:tr>
     </w:tbl>
+    <w:p/>
+    <w:p/>
+    <w:p/>
+    <w:p/>
+    <w:p/>
     <w:p/>
     <w:p>
       <w:pPr>
